--- a/CHIK_MORBID/03_Output/tables/table_core3_risk_differences.docx
+++ b/CHIK_MORBID/03_Output/tables/table_core3_risk_differences.docx
@@ -1148,7 +1148,7 @@
                 <w:szCs w:val="16"/>
                 <w:color w:val="263238"/>
               </w:rPr>
-              <w:t xml:space="preserve">+0.11 (+0.08 to +0.14)</w:t>
+              <w:t xml:space="preserve">+0.12 (+0.09 to +0.15)</w:t>
             </w:r>
           </w:p>
         </w:tc>
@@ -1202,7 +1202,7 @@
                 <w:szCs w:val="16"/>
                 <w:color w:val="263238"/>
               </w:rPr>
-              <w:t xml:space="preserve">2.25 (1.90-2.64)</w:t>
+              <w:t xml:space="preserve">2.26 (1.92-2.63)</w:t>
             </w:r>
           </w:p>
         </w:tc>
@@ -1359,7 +1359,7 @@
                 <w:szCs w:val="16"/>
                 <w:color w:val="263238"/>
               </w:rPr>
-              <w:t xml:space="preserve">+0.09 (+0.07 to +0.11)</w:t>
+              <w:t xml:space="preserve">+0.10 (+0.08 to +0.12)</w:t>
             </w:r>
           </w:p>
         </w:tc>
@@ -1413,7 +1413,7 @@
                 <w:szCs w:val="16"/>
                 <w:color w:val="263238"/>
               </w:rPr>
-              <w:t xml:space="preserve">2.20 (1.91-2.58)</w:t>
+              <w:t xml:space="preserve">2.19 (1.88-2.57)</w:t>
             </w:r>
           </w:p>
         </w:tc>
@@ -1570,7 +1570,7 @@
                 <w:szCs w:val="16"/>
                 <w:color w:val="263238"/>
               </w:rPr>
-              <w:t xml:space="preserve">+0.29 (+0.20 to +0.40)</w:t>
+              <w:t xml:space="preserve">+0.33 (+0.24 to +0.45)</w:t>
             </w:r>
           </w:p>
         </w:tc>
@@ -1624,7 +1624,7 @@
                 <w:szCs w:val="16"/>
                 <w:color w:val="263238"/>
               </w:rPr>
-              <w:t xml:space="preserve">4.10 (3.12-5.24)</w:t>
+              <w:t xml:space="preserve">4.20 (3.28-5.30)</w:t>
             </w:r>
           </w:p>
         </w:tc>
